--- a/src/src/main/webapp/portal/asset/template/transferorder_template.docx
+++ b/src/src/main/webapp/portal/asset/template/transferorder_template.docx
@@ -217,7 +217,7 @@
         </w:tc>
         <w:tc>
           <w:tcPr>
-            <w:tcW w:w="1207" w:type="dxa"/>
+            <w:tcW w:w="1748" w:type="dxa"/>
             <w:tcBorders>
               <w:top w:val="single" w:sz="4" w:space="0" w:color="auto"/>
               <w:left w:val="nil"/>
@@ -254,7 +254,7 @@
         </w:tc>
         <w:tc>
           <w:tcPr>
-            <w:tcW w:w="1901" w:type="dxa"/>
+            <w:tcW w:w="1360" w:type="dxa"/>
             <w:tcBorders>
               <w:top w:val="single" w:sz="4" w:space="0" w:color="auto"/>
               <w:left w:val="nil"/>
@@ -426,7 +426,7 @@
         </w:tc>
         <w:tc>
           <w:tcPr>
-            <w:tcW w:w="1207" w:type="dxa"/>
+            <w:tcW w:w="1748" w:type="dxa"/>
             <w:tcBorders>
               <w:top w:val="nil"/>
               <w:left w:val="nil"/>
@@ -464,7 +464,7 @@
         </w:tc>
         <w:tc>
           <w:tcPr>
-            <w:tcW w:w="1901" w:type="dxa"/>
+            <w:tcW w:w="1360" w:type="dxa"/>
             <w:tcBorders>
               <w:top w:val="nil"/>
               <w:left w:val="nil"/>
@@ -897,6 +897,413 @@
         </w:tc>
       </w:tr>
     </w:tbl>
+    <w:p>
+      <w:pPr>
+        <w:spacing w:after="0" w:line="240" w:lineRule="auto"/>
+        <w:rPr>
+          <w:rFonts w:ascii="SimSun" w:eastAsia="SimSun" w:hAnsi="SimSun" w:cs="Calibri"/>
+          <w:b/>
+          <w:bCs/>
+          <w:sz w:val="40"/>
+          <w:szCs w:val="40"/>
+        </w:rPr>
+      </w:pPr>
+    </w:p>
+    <w:p>
+      <w:pPr>
+        <w:spacing w:after="0" w:line="240" w:lineRule="auto"/>
+        <w:rPr>
+          <w:rFonts w:ascii="SimSun" w:eastAsia="SimSun" w:hAnsi="SimSun" w:cs="Calibri"/>
+          <w:b/>
+          <w:bCs/>
+          <w:sz w:val="40"/>
+          <w:szCs w:val="40"/>
+        </w:rPr>
+      </w:pPr>
+    </w:p>
+    <w:p>
+      <w:pPr>
+        <w:spacing w:after="0" w:line="240" w:lineRule="auto"/>
+        <w:rPr>
+          <w:rFonts w:ascii="SimSun" w:eastAsia="SimSun" w:hAnsi="SimSun" w:cs="Calibri"/>
+          <w:b/>
+          <w:bCs/>
+          <w:sz w:val="32"/>
+          <w:szCs w:val="32"/>
+        </w:rPr>
+      </w:pPr>
+      <w:r>
+        <w:rPr>
+          <w:rFonts w:ascii="SimSun" w:eastAsia="SimSun" w:hAnsi="SimSun" w:cs="Calibri" w:hint="eastAsia"/>
+          <w:b/>
+          <w:bCs/>
+          <w:sz w:val="32"/>
+          <w:szCs w:val="32"/>
+        </w:rPr>
+        <w:t>===============================================</w:t>
+      </w:r>
+      <w:r>
+        <w:rPr>
+          <w:rFonts w:ascii="SimSun" w:eastAsia="SimSun" w:hAnsi="SimSun" w:cs="Calibri" w:hint="eastAsia"/>
+          <w:b/>
+          <w:bCs/>
+          <w:sz w:val="32"/>
+          <w:szCs w:val="32"/>
+        </w:rPr>
+        <w:t>=========</w:t>
+      </w:r>
+    </w:p>
+    <w:p>
+      <w:pPr>
+        <w:spacing w:after="0" w:line="240" w:lineRule="auto"/>
+        <w:jc w:val="center"/>
+        <w:rPr>
+          <w:rFonts w:ascii="SimSun" w:eastAsia="SimSun" w:hAnsi="SimSun" w:cs="Calibri"/>
+          <w:b/>
+          <w:bCs/>
+          <w:sz w:val="36"/>
+          <w:szCs w:val="36"/>
+        </w:rPr>
+      </w:pPr>
+      <w:r>
+        <w:rPr>
+          <w:rFonts w:ascii="SimSun" w:eastAsia="SimSun" w:hAnsi="SimSun" w:cs="Calibri" w:hint="eastAsia"/>
+          <w:b/>
+          <w:bCs/>
+          <w:sz w:val="36"/>
+          <w:szCs w:val="36"/>
+        </w:rPr>
+        <w:t>资产调拨审批记录</w:t>
+      </w:r>
+    </w:p>
+    <w:tbl>
+      <w:tblPr>
+        <w:tblpPr w:leftFromText="180" w:rightFromText="180" w:vertAnchor="text" w:horzAnchor="margin" w:tblpXSpec="center" w:tblpY="218"/>
+        <w:tblW w:w="10773" w:type="dxa"/>
+        <w:tblBorders>
+          <w:top w:val="single" w:sz="4" w:space="0" w:color="auto"/>
+          <w:left w:val="single" w:sz="4" w:space="0" w:color="auto"/>
+          <w:bottom w:val="single" w:sz="4" w:space="0" w:color="auto"/>
+          <w:right w:val="single" w:sz="4" w:space="0" w:color="auto"/>
+          <w:insideH w:val="single" w:sz="4" w:space="0" w:color="auto"/>
+          <w:insideV w:val="single" w:sz="4" w:space="0" w:color="auto"/>
+        </w:tblBorders>
+        <w:tblLook w:val="04A0" w:firstRow="1" w:lastRow="0" w:firstColumn="1" w:lastColumn="0" w:noHBand="0" w:noVBand="1"/>
+      </w:tblPr>
+      <w:tblGrid>
+        <w:gridCol w:w="1429"/>
+        <w:gridCol w:w="1334"/>
+        <w:gridCol w:w="1456"/>
+        <w:gridCol w:w="1418"/>
+        <w:gridCol w:w="1701"/>
+        <w:gridCol w:w="1559"/>
+        <w:gridCol w:w="1876"/>
+      </w:tblGrid>
+      <w:tr>
+        <w:trPr>
+          <w:trHeight w:val="781"/>
+        </w:trPr>
+        <w:tc>
+          <w:tcPr>
+            <w:tcW w:w="1429" w:type="dxa"/>
+            <w:tcBorders>
+              <w:top w:val="single" w:sz="4" w:space="0" w:color="auto"/>
+              <w:left w:val="single" w:sz="4" w:space="0" w:color="auto"/>
+              <w:bottom w:val="single" w:sz="4" w:space="0" w:color="auto"/>
+              <w:right w:val="single" w:sz="4" w:space="0" w:color="auto"/>
+            </w:tcBorders>
+            <w:shd w:val="clear" w:color="auto" w:fill="auto"/>
+            <w:vAlign w:val="center"/>
+            <w:hideMark/>
+          </w:tcPr>
+          <w:p>
+            <w:pPr>
+              <w:jc w:val="center"/>
+              <w:rPr>
+                <w:rFonts w:ascii="Calibri" w:eastAsia="DengXian" w:hAnsi="Calibri"/>
+                <w:b/>
+                <w:sz w:val="28"/>
+                <w:szCs w:val="28"/>
+              </w:rPr>
+            </w:pPr>
+            <w:r>
+              <w:rPr>
+                <w:rFonts w:ascii="SimSun" w:eastAsia="SimSun" w:hAnsi="SimSun" w:cs="Calibri" w:hint="eastAsia"/>
+                <w:b/>
+                <w:bCs/>
+                <w:sz w:val="24"/>
+                <w:szCs w:val="24"/>
+              </w:rPr>
+              <w:t>审批单号</w:t>
+            </w:r>
+          </w:p>
+        </w:tc>
+        <w:tc>
+          <w:tcPr>
+            <w:tcW w:w="1334" w:type="dxa"/>
+            <w:tcBorders>
+              <w:top w:val="single" w:sz="4" w:space="0" w:color="auto"/>
+              <w:left w:val="single" w:sz="4" w:space="0" w:color="auto"/>
+              <w:bottom w:val="single" w:sz="4" w:space="0" w:color="auto"/>
+              <w:right w:val="single" w:sz="4" w:space="0" w:color="auto"/>
+            </w:tcBorders>
+            <w:shd w:val="clear" w:color="auto" w:fill="auto"/>
+            <w:vAlign w:val="center"/>
+            <w:hideMark/>
+          </w:tcPr>
+          <w:p>
+            <w:pPr>
+              <w:jc w:val="center"/>
+              <w:rPr>
+                <w:rFonts w:ascii="Calibri" w:eastAsia="DengXian" w:hAnsi="Calibri"/>
+                <w:b/>
+                <w:sz w:val="28"/>
+                <w:szCs w:val="28"/>
+              </w:rPr>
+            </w:pPr>
+            <w:r>
+              <w:rPr>
+                <w:rFonts w:ascii="SimSun" w:eastAsia="SimSun" w:hAnsi="SimSun" w:cs="Calibri" w:hint="eastAsia"/>
+                <w:b/>
+                <w:bCs/>
+                <w:sz w:val="24"/>
+                <w:szCs w:val="24"/>
+              </w:rPr>
+              <w:t>业务单号</w:t>
+            </w:r>
+          </w:p>
+        </w:tc>
+        <w:tc>
+          <w:tcPr>
+            <w:tcW w:w="1456" w:type="dxa"/>
+            <w:tcBorders>
+              <w:top w:val="single" w:sz="4" w:space="0" w:color="auto"/>
+              <w:left w:val="single" w:sz="4" w:space="0" w:color="auto"/>
+              <w:bottom w:val="single" w:sz="4" w:space="0" w:color="auto"/>
+              <w:right w:val="single" w:sz="4" w:space="0" w:color="auto"/>
+            </w:tcBorders>
+            <w:shd w:val="clear" w:color="auto" w:fill="auto"/>
+            <w:vAlign w:val="center"/>
+            <w:hideMark/>
+          </w:tcPr>
+          <w:p>
+            <w:pPr>
+              <w:jc w:val="center"/>
+              <w:rPr>
+                <w:rFonts w:ascii="Calibri" w:eastAsia="DengXian" w:hAnsi="Calibri"/>
+                <w:b/>
+                <w:sz w:val="28"/>
+                <w:szCs w:val="28"/>
+              </w:rPr>
+            </w:pPr>
+            <w:r>
+              <w:rPr>
+                <w:rFonts w:ascii="SimSun" w:eastAsia="SimSun" w:hAnsi="SimSun" w:cs="Calibri" w:hint="eastAsia"/>
+                <w:b/>
+                <w:bCs/>
+                <w:sz w:val="24"/>
+                <w:szCs w:val="24"/>
+              </w:rPr>
+              <w:t>业务类型</w:t>
+            </w:r>
+          </w:p>
+        </w:tc>
+        <w:tc>
+          <w:tcPr>
+            <w:tcW w:w="1418" w:type="dxa"/>
+            <w:tcBorders>
+              <w:top w:val="single" w:sz="4" w:space="0" w:color="auto"/>
+              <w:left w:val="single" w:sz="4" w:space="0" w:color="auto"/>
+              <w:bottom w:val="single" w:sz="4" w:space="0" w:color="auto"/>
+              <w:right w:val="single" w:sz="4" w:space="0" w:color="auto"/>
+            </w:tcBorders>
+            <w:shd w:val="clear" w:color="auto" w:fill="auto"/>
+            <w:vAlign w:val="center"/>
+            <w:hideMark/>
+          </w:tcPr>
+          <w:p>
+            <w:pPr>
+              <w:jc w:val="center"/>
+              <w:rPr>
+                <w:rFonts w:ascii="Calibri" w:eastAsia="DengXian" w:hAnsi="Calibri"/>
+                <w:b/>
+                <w:sz w:val="28"/>
+                <w:szCs w:val="28"/>
+              </w:rPr>
+            </w:pPr>
+            <w:r>
+              <w:rPr>
+                <w:rFonts w:ascii="SimSun" w:eastAsia="SimSun" w:hAnsi="SimSun" w:cs="Calibri" w:hint="eastAsia"/>
+                <w:b/>
+                <w:bCs/>
+                <w:sz w:val="24"/>
+                <w:szCs w:val="24"/>
+              </w:rPr>
+              <w:t>节点名称</w:t>
+            </w:r>
+          </w:p>
+        </w:tc>
+        <w:tc>
+          <w:tcPr>
+            <w:tcW w:w="1701" w:type="dxa"/>
+            <w:tcBorders>
+              <w:top w:val="single" w:sz="4" w:space="0" w:color="auto"/>
+              <w:left w:val="single" w:sz="4" w:space="0" w:color="auto"/>
+              <w:bottom w:val="single" w:sz="4" w:space="0" w:color="auto"/>
+              <w:right w:val="single" w:sz="4" w:space="0" w:color="auto"/>
+            </w:tcBorders>
+            <w:shd w:val="clear" w:color="auto" w:fill="auto"/>
+            <w:vAlign w:val="center"/>
+            <w:hideMark/>
+          </w:tcPr>
+          <w:p>
+            <w:pPr>
+              <w:jc w:val="center"/>
+              <w:rPr>
+                <w:rFonts w:ascii="Calibri" w:eastAsia="DengXian" w:hAnsi="Calibri"/>
+                <w:b/>
+                <w:sz w:val="28"/>
+                <w:szCs w:val="28"/>
+              </w:rPr>
+            </w:pPr>
+            <w:r>
+              <w:rPr>
+                <w:rFonts w:ascii="SimSun" w:eastAsia="SimSun" w:hAnsi="SimSun" w:cs="Calibri" w:hint="eastAsia"/>
+                <w:b/>
+                <w:bCs/>
+                <w:sz w:val="24"/>
+                <w:szCs w:val="24"/>
+              </w:rPr>
+              <w:t>审批人姓名</w:t>
+            </w:r>
+          </w:p>
+        </w:tc>
+        <w:tc>
+          <w:tcPr>
+            <w:tcW w:w="1559" w:type="dxa"/>
+            <w:tcBorders>
+              <w:top w:val="single" w:sz="4" w:space="0" w:color="auto"/>
+              <w:left w:val="single" w:sz="4" w:space="0" w:color="auto"/>
+              <w:bottom w:val="single" w:sz="4" w:space="0" w:color="auto"/>
+              <w:right w:val="single" w:sz="4" w:space="0" w:color="auto"/>
+            </w:tcBorders>
+            <w:shd w:val="clear" w:color="auto" w:fill="auto"/>
+            <w:vAlign w:val="center"/>
+            <w:hideMark/>
+          </w:tcPr>
+          <w:p>
+            <w:pPr>
+              <w:jc w:val="center"/>
+              <w:rPr>
+                <w:rFonts w:ascii="Calibri" w:eastAsia="DengXian" w:hAnsi="Calibri"/>
+                <w:b/>
+                <w:sz w:val="28"/>
+                <w:szCs w:val="28"/>
+              </w:rPr>
+            </w:pPr>
+            <w:r>
+              <w:rPr>
+                <w:rFonts w:ascii="SimSun" w:eastAsia="SimSun" w:hAnsi="SimSun" w:cs="Calibri" w:hint="eastAsia"/>
+                <w:b/>
+                <w:bCs/>
+                <w:sz w:val="24"/>
+                <w:szCs w:val="24"/>
+              </w:rPr>
+              <w:t>审批结果</w:t>
+            </w:r>
+          </w:p>
+        </w:tc>
+        <w:tc>
+          <w:tcPr>
+            <w:tcW w:w="1876" w:type="dxa"/>
+            <w:tcBorders>
+              <w:top w:val="single" w:sz="4" w:space="0" w:color="auto"/>
+              <w:left w:val="single" w:sz="4" w:space="0" w:color="auto"/>
+              <w:bottom w:val="single" w:sz="4" w:space="0" w:color="auto"/>
+              <w:right w:val="single" w:sz="4" w:space="0" w:color="auto"/>
+            </w:tcBorders>
+            <w:shd w:val="clear" w:color="auto" w:fill="auto"/>
+            <w:vAlign w:val="center"/>
+            <w:hideMark/>
+          </w:tcPr>
+          <w:p>
+            <w:pPr>
+              <w:jc w:val="center"/>
+              <w:rPr>
+                <w:rFonts w:ascii="Calibri" w:eastAsia="DengXian" w:hAnsi="Calibri"/>
+                <w:b/>
+                <w:sz w:val="28"/>
+                <w:szCs w:val="28"/>
+              </w:rPr>
+            </w:pPr>
+            <w:r>
+              <w:rPr>
+                <w:rFonts w:ascii="SimSun" w:eastAsia="SimSun" w:hAnsi="SimSun" w:cs="Calibri" w:hint="eastAsia"/>
+                <w:b/>
+                <w:bCs/>
+                <w:sz w:val="24"/>
+                <w:szCs w:val="24"/>
+              </w:rPr>
+              <w:t>审批日期</w:t>
+            </w:r>
+          </w:p>
+        </w:tc>
+      </w:tr>
+      <w:tr>
+        <w:trPr>
+          <w:trHeight w:val="610"/>
+        </w:trPr>
+        <w:tc>
+          <w:tcPr>
+            <w:tcW w:w="10773" w:type="dxa"/>
+            <w:gridSpan w:val="7"/>
+            <w:tcBorders>
+              <w:top w:val="single" w:sz="4" w:space="0" w:color="auto"/>
+              <w:left w:val="single" w:sz="4" w:space="0" w:color="auto"/>
+              <w:bottom w:val="single" w:sz="4" w:space="0" w:color="auto"/>
+              <w:right w:val="single" w:sz="4" w:space="0" w:color="auto"/>
+            </w:tcBorders>
+            <w:shd w:val="clear" w:color="auto" w:fill="auto"/>
+            <w:vAlign w:val="center"/>
+            <w:hideMark/>
+          </w:tcPr>
+          <w:p>
+            <w:pPr>
+              <w:spacing w:after="0" w:line="240" w:lineRule="auto"/>
+              <w:jc w:val="center"/>
+              <w:rPr>
+                <w:rFonts w:ascii="Calibri" w:eastAsia="DengXian" w:hAnsi="Calibri"/>
+                <w:sz w:val="24"/>
+              </w:rPr>
+            </w:pPr>
+            <w:r>
+              <w:rPr>
+                <w:rFonts w:ascii="Calibri" w:eastAsia="Times New Roman" w:hAnsi="Calibri" w:cs="Calibri"/>
+                <w:color w:val="000000"/>
+              </w:rPr>
+              <w:t>{{list}}</w:t>
+            </w:r>
+          </w:p>
+        </w:tc>
+      </w:tr>
+    </w:tbl>
+    <w:p/>
+    <w:p>
+      <w:pPr>
+        <w:rPr>
+          <w:rFonts w:ascii="Microsoft YaHei" w:eastAsia="Microsoft YaHei" w:hAnsi="Microsoft YaHei"/>
+          <w:sz w:val="24"/>
+        </w:rPr>
+      </w:pPr>
+    </w:p>
+    <w:p>
+      <w:pPr>
+        <w:rPr>
+          <w:rFonts w:ascii="Microsoft YaHei" w:eastAsia="Microsoft YaHei" w:hAnsi="Microsoft YaHei"/>
+          <w:sz w:val="24"/>
+        </w:rPr>
+      </w:pPr>
+    </w:p>
     <w:p/>
     <w:sectPr>
       <w:pgSz w:w="12240" w:h="15840"/>

--- a/src/src/main/webapp/portal/asset/template/transferorder_template.docx
+++ b/src/src/main/webapp/portal/asset/template/transferorder_template.docx
@@ -130,10 +130,9 @@
             </w:pPr>
             <w:r>
               <w:rPr>
-                <w:rFonts w:ascii="Microsoft YaHei" w:eastAsia="Microsoft YaHei" w:hAnsi="Microsoft YaHei" w:cs="Microsoft YaHei"/>
-                <w:b/>
-                <w:bCs/>
-                <w:color w:val="000000"/>
+                <w:rFonts w:ascii="SimSun" w:eastAsia="SimSun" w:hAnsi="SimSun" w:cs="Calibri"/>
+                <w:b/>
+                <w:bCs/>
                 <w:sz w:val="24"/>
                 <w:szCs w:val="24"/>
               </w:rPr>
@@ -630,10 +629,9 @@
             </w:pPr>
             <w:r>
               <w:rPr>
-                <w:rFonts w:ascii="Microsoft YaHei" w:eastAsia="Microsoft YaHei" w:hAnsi="Microsoft YaHei" w:cs="Microsoft YaHei"/>
-                <w:b/>
-                <w:bCs/>
-                <w:color w:val="000000"/>
+                <w:rFonts w:ascii="SimSun" w:eastAsia="SimSun" w:hAnsi="SimSun" w:cs="Calibri"/>
+                <w:b/>
+                <w:bCs/>
                 <w:sz w:val="24"/>
                 <w:szCs w:val="24"/>
               </w:rPr>
@@ -961,8 +959,8 @@
           <w:rFonts w:ascii="SimSun" w:eastAsia="SimSun" w:hAnsi="SimSun" w:cs="Calibri"/>
           <w:b/>
           <w:bCs/>
-          <w:sz w:val="36"/>
-          <w:szCs w:val="36"/>
+          <w:sz w:val="40"/>
+          <w:szCs w:val="40"/>
         </w:rPr>
       </w:pPr>
       <w:r>
@@ -970,8 +968,8 @@
           <w:rFonts w:ascii="SimSun" w:eastAsia="SimSun" w:hAnsi="SimSun" w:cs="Calibri" w:hint="eastAsia"/>
           <w:b/>
           <w:bCs/>
-          <w:sz w:val="36"/>
-          <w:szCs w:val="36"/>
+          <w:sz w:val="40"/>
+          <w:szCs w:val="40"/>
         </w:rPr>
         <w:t>资产调拨审批记录</w:t>
       </w:r>

--- a/src/src/main/webapp/portal/asset/template/transferorder_template.docx
+++ b/src/src/main/webapp/portal/asset/template/transferorder_template.docx
@@ -309,16 +309,32 @@
           <w:p>
             <w:pPr>
               <w:jc w:val="center"/>
-            </w:pPr>
-            <w:r>
+              <w:rPr>
+                <w:rFonts w:ascii="Calibri" w:eastAsia="Times New Roman" w:hAnsi="Calibri" w:cs="Calibri"/>
+                <w:color w:val="000000"/>
+              </w:rPr>
+            </w:pPr>
+            <w:r>
+              <w:rPr>
+                <w:rFonts w:ascii="Calibri" w:eastAsia="Times New Roman" w:hAnsi="Calibri" w:cs="Calibri"/>
+                <w:color w:val="000000"/>
+              </w:rPr>
               <w:t>{{</w:t>
             </w:r>
             <w:proofErr w:type="spellStart"/>
             <w:r>
+              <w:rPr>
+                <w:rFonts w:ascii="Calibri" w:eastAsia="Times New Roman" w:hAnsi="Calibri" w:cs="Calibri"/>
+                <w:color w:val="000000"/>
+              </w:rPr>
               <w:t>asset_name</w:t>
             </w:r>
             <w:proofErr w:type="spellEnd"/>
             <w:r>
+              <w:rPr>
+                <w:rFonts w:ascii="Calibri" w:eastAsia="Times New Roman" w:hAnsi="Calibri" w:cs="Calibri"/>
+                <w:color w:val="000000"/>
+              </w:rPr>
               <w:t>}}</w:t>
             </w:r>
           </w:p>
@@ -341,16 +357,28 @@
               <w:jc w:val="center"/>
             </w:pPr>
             <w:r>
+              <w:rPr>
+                <w:rFonts w:ascii="Calibri" w:eastAsia="Times New Roman" w:hAnsi="Calibri" w:cs="Calibri"/>
+                <w:color w:val="000000"/>
+              </w:rPr>
               <w:t>{{</w:t>
             </w:r>
             <w:bookmarkStart w:id="0" w:name="OLE_LINK17"/>
             <w:proofErr w:type="spellStart"/>
             <w:r>
+              <w:rPr>
+                <w:rFonts w:ascii="Calibri" w:eastAsia="Times New Roman" w:hAnsi="Calibri" w:cs="Calibri"/>
+                <w:color w:val="000000"/>
+              </w:rPr>
               <w:t>depart_num</w:t>
             </w:r>
             <w:bookmarkEnd w:id="0"/>
             <w:proofErr w:type="spellEnd"/>
             <w:r>
+              <w:rPr>
+                <w:rFonts w:ascii="Calibri" w:eastAsia="Times New Roman" w:hAnsi="Calibri" w:cs="Calibri"/>
+                <w:color w:val="000000"/>
+              </w:rPr>
               <w:t>}}</w:t>
             </w:r>
           </w:p>
@@ -369,26 +397,49 @@
             <w:hideMark/>
           </w:tcPr>
           <w:p>
-            <w:r>
-              <w:rPr>
-                <w:rFonts w:hint="eastAsia"/>
+            <w:pPr>
+              <w:rPr>
+                <w:rFonts w:ascii="Calibri" w:eastAsia="Times New Roman" w:hAnsi="Calibri" w:cs="Calibri"/>
+                <w:color w:val="000000"/>
+              </w:rPr>
+            </w:pPr>
+            <w:r>
+              <w:rPr>
+                <w:rFonts w:ascii="Calibri" w:eastAsia="Times New Roman" w:hAnsi="Calibri" w:cs="Calibri" w:hint="eastAsia"/>
+                <w:color w:val="000000"/>
               </w:rPr>
               <w:t>{</w:t>
             </w:r>
             <w:r>
+              <w:rPr>
+                <w:rFonts w:ascii="Calibri" w:eastAsia="Times New Roman" w:hAnsi="Calibri" w:cs="Calibri"/>
+                <w:color w:val="000000"/>
+              </w:rPr>
               <w:t>{</w:t>
             </w:r>
             <w:proofErr w:type="spellStart"/>
             <w:r>
+              <w:rPr>
+                <w:rFonts w:ascii="Calibri" w:eastAsia="Times New Roman" w:hAnsi="Calibri" w:cs="Calibri"/>
+                <w:color w:val="000000"/>
+              </w:rPr>
               <w:t>f</w:t>
             </w:r>
             <w:bookmarkStart w:id="1" w:name="OLE_LINK18"/>
             <w:r>
+              <w:rPr>
+                <w:rFonts w:ascii="Calibri" w:eastAsia="Times New Roman" w:hAnsi="Calibri" w:cs="Calibri"/>
+                <w:color w:val="000000"/>
+              </w:rPr>
               <w:t>inancing_num</w:t>
             </w:r>
             <w:bookmarkEnd w:id="1"/>
             <w:proofErr w:type="spellEnd"/>
             <w:r>
+              <w:rPr>
+                <w:rFonts w:ascii="Calibri" w:eastAsia="Times New Roman" w:hAnsi="Calibri" w:cs="Calibri"/>
+                <w:color w:val="000000"/>
+              </w:rPr>
               <w:t>}}</w:t>
             </w:r>
           </w:p>
@@ -408,17 +459,32 @@
           </w:tcPr>
           <w:p>
             <w:pPr>
-              <w:ind w:firstLineChars="100" w:firstLine="220"/>
-            </w:pPr>
-            <w:r>
+              <w:rPr>
+                <w:rFonts w:ascii="Calibri" w:eastAsia="Times New Roman" w:hAnsi="Calibri" w:cs="Calibri"/>
+                <w:color w:val="000000"/>
+              </w:rPr>
+            </w:pPr>
+            <w:r>
+              <w:rPr>
+                <w:rFonts w:ascii="Calibri" w:eastAsia="Times New Roman" w:hAnsi="Calibri" w:cs="Calibri"/>
+                <w:color w:val="000000"/>
+              </w:rPr>
               <w:t>{{</w:t>
             </w:r>
             <w:proofErr w:type="spellStart"/>
             <w:r>
+              <w:rPr>
+                <w:rFonts w:ascii="Calibri" w:eastAsia="Times New Roman" w:hAnsi="Calibri" w:cs="Calibri"/>
+                <w:color w:val="000000"/>
+              </w:rPr>
               <w:t>serial_num</w:t>
             </w:r>
             <w:proofErr w:type="spellEnd"/>
             <w:r>
+              <w:rPr>
+                <w:rFonts w:ascii="Calibri" w:eastAsia="Times New Roman" w:hAnsi="Calibri" w:cs="Calibri"/>
+                <w:color w:val="000000"/>
+              </w:rPr>
               <w:t>}}</w:t>
             </w:r>
           </w:p>
@@ -447,16 +513,28 @@
               </w:rPr>
             </w:pPr>
             <w:r>
+              <w:rPr>
+                <w:rFonts w:ascii="Calibri" w:eastAsia="Times New Roman" w:hAnsi="Calibri" w:cs="Calibri"/>
+                <w:color w:val="000000"/>
+              </w:rPr>
               <w:t>{{</w:t>
             </w:r>
             <w:bookmarkStart w:id="2" w:name="OLE_LINK20"/>
             <w:proofErr w:type="spellStart"/>
             <w:r>
+              <w:rPr>
+                <w:rFonts w:ascii="Calibri" w:eastAsia="Times New Roman" w:hAnsi="Calibri" w:cs="Calibri"/>
+                <w:color w:val="000000"/>
+              </w:rPr>
               <w:t>function_type</w:t>
             </w:r>
             <w:bookmarkEnd w:id="2"/>
             <w:proofErr w:type="spellEnd"/>
             <w:r>
+              <w:rPr>
+                <w:rFonts w:ascii="Calibri" w:eastAsia="Times New Roman" w:hAnsi="Calibri" w:cs="Calibri"/>
+                <w:color w:val="000000"/>
+              </w:rPr>
               <w:t>}}</w:t>
             </w:r>
           </w:p>
@@ -476,9 +554,16 @@
           </w:tcPr>
           <w:p>
             <w:pPr>
-              <w:jc w:val="center"/>
-            </w:pPr>
-            <w:r>
+              <w:rPr>
+                <w:rFonts w:ascii="Calibri" w:eastAsia="Times New Roman" w:hAnsi="Calibri" w:cs="Calibri"/>
+                <w:color w:val="000000"/>
+              </w:rPr>
+            </w:pPr>
+            <w:r>
+              <w:rPr>
+                <w:rFonts w:ascii="Calibri" w:eastAsia="Times New Roman" w:hAnsi="Calibri" w:cs="Calibri"/>
+                <w:color w:val="000000"/>
+              </w:rPr>
               <w:t>{{status}}</w:t>
             </w:r>
           </w:p>
